--- a/klagomål/A 65043-2023 FSC-klagomål.docx
+++ b/klagomål/A 65043-2023 FSC-klagomål.docx
@@ -785,7 +785,7 @@
     <w:r>
       <w:tab/>
       <w:tab/>
-      <w:t>2026-09-14</w:t>
+      <w:t>2026-09-15</w:t>
       <w:br/>
       <w:br/>
     </w:r>

--- a/klagomål/A 65043-2023 FSC-klagomål.docx
+++ b/klagomål/A 65043-2023 FSC-klagomål.docx
@@ -785,7 +785,7 @@
     <w:r>
       <w:tab/>
       <w:tab/>
-      <w:t>2026-09-15</w:t>
+      <w:t>2026-09-16</w:t>
       <w:br/>
       <w:br/>
     </w:r>

--- a/klagomål/A 65043-2023 FSC-klagomål.docx
+++ b/klagomål/A 65043-2023 FSC-klagomål.docx
@@ -785,7 +785,7 @@
     <w:r>
       <w:tab/>
       <w:tab/>
-      <w:t>2026-09-16</w:t>
+      <w:t>2026-09-17</w:t>
       <w:br/>
       <w:br/>
     </w:r>

--- a/klagomål/A 65043-2023 FSC-klagomål.docx
+++ b/klagomål/A 65043-2023 FSC-klagomål.docx
@@ -785,7 +785,7 @@
     <w:r>
       <w:tab/>
       <w:tab/>
-      <w:t>2026-09-17</w:t>
+      <w:t>2026-09-18</w:t>
       <w:br/>
       <w:br/>
     </w:r>

--- a/klagomål/A 65043-2023 FSC-klagomål.docx
+++ b/klagomål/A 65043-2023 FSC-klagomål.docx
@@ -785,7 +785,7 @@
     <w:r>
       <w:tab/>
       <w:tab/>
-      <w:t>2026-09-18</w:t>
+      <w:t>2026-09-19</w:t>
       <w:br/>
       <w:br/>
     </w:r>

--- a/klagomål/A 65043-2023 FSC-klagomål.docx
+++ b/klagomål/A 65043-2023 FSC-klagomål.docx
@@ -785,7 +785,7 @@
     <w:r>
       <w:tab/>
       <w:tab/>
-      <w:t>2026-09-19</w:t>
+      <w:t>2026-09-21</w:t>
       <w:br/>
       <w:br/>
     </w:r>

--- a/klagomål/A 65043-2023 FSC-klagomål.docx
+++ b/klagomål/A 65043-2023 FSC-klagomål.docx
@@ -785,7 +785,7 @@
     <w:r>
       <w:tab/>
       <w:tab/>
-      <w:t>2026-09-21</w:t>
+      <w:t>2026-09-23</w:t>
       <w:br/>
       <w:br/>
     </w:r>

--- a/klagomål/A 65043-2023 FSC-klagomål.docx
+++ b/klagomål/A 65043-2023 FSC-klagomål.docx
@@ -785,7 +785,7 @@
     <w:r>
       <w:tab/>
       <w:tab/>
-      <w:t>2026-09-23</w:t>
+      <w:t>2026-09-24</w:t>
       <w:br/>
       <w:br/>
     </w:r>

--- a/klagomål/A 65043-2023 FSC-klagomål.docx
+++ b/klagomål/A 65043-2023 FSC-klagomål.docx
@@ -785,7 +785,7 @@
     <w:r>
       <w:tab/>
       <w:tab/>
-      <w:t>2026-09-24</w:t>
+      <w:t>2026-09-25</w:t>
       <w:br/>
       <w:br/>
     </w:r>

--- a/klagomål/A 65043-2023 FSC-klagomål.docx
+++ b/klagomål/A 65043-2023 FSC-klagomål.docx
@@ -785,7 +785,7 @@
     <w:r>
       <w:tab/>
       <w:tab/>
-      <w:t>2026-09-25</w:t>
+      <w:t>2026-09-26</w:t>
       <w:br/>
       <w:br/>
     </w:r>

--- a/klagomål/A 65043-2023 FSC-klagomål.docx
+++ b/klagomål/A 65043-2023 FSC-klagomål.docx
@@ -785,7 +785,7 @@
     <w:r>
       <w:tab/>
       <w:tab/>
-      <w:t>2026-09-26</w:t>
+      <w:t>2026-09-27</w:t>
       <w:br/>
       <w:br/>
     </w:r>

--- a/klagomål/A 65043-2023 FSC-klagomål.docx
+++ b/klagomål/A 65043-2023 FSC-klagomål.docx
@@ -785,7 +785,7 @@
     <w:r>
       <w:tab/>
       <w:tab/>
-      <w:t>2026-09-27</w:t>
+      <w:t>2026-09-28</w:t>
       <w:br/>
       <w:br/>
     </w:r>

--- a/klagomål/A 65043-2023 FSC-klagomål.docx
+++ b/klagomål/A 65043-2023 FSC-klagomål.docx
@@ -785,7 +785,7 @@
     <w:r>
       <w:tab/>
       <w:tab/>
-      <w:t>2026-09-28</w:t>
+      <w:t>2026-09-29</w:t>
       <w:br/>
       <w:br/>
     </w:r>

--- a/klagomål/A 65043-2023 FSC-klagomål.docx
+++ b/klagomål/A 65043-2023 FSC-klagomål.docx
@@ -785,7 +785,7 @@
     <w:r>
       <w:tab/>
       <w:tab/>
-      <w:t>2026-09-29</w:t>
+      <w:t>2026-09-30</w:t>
       <w:br/>
       <w:br/>
     </w:r>

--- a/klagomål/A 65043-2023 FSC-klagomål.docx
+++ b/klagomål/A 65043-2023 FSC-klagomål.docx
@@ -785,7 +785,7 @@
     <w:r>
       <w:tab/>
       <w:tab/>
-      <w:t>2026-09-30</w:t>
+      <w:t>2026-10-01</w:t>
       <w:br/>
       <w:br/>
     </w:r>

--- a/klagomål/A 65043-2023 FSC-klagomål.docx
+++ b/klagomål/A 65043-2023 FSC-klagomål.docx
@@ -785,7 +785,7 @@
     <w:r>
       <w:tab/>
       <w:tab/>
-      <w:t>2026-10-01</w:t>
+      <w:t>2026-10-02</w:t>
       <w:br/>
       <w:br/>
     </w:r>

--- a/klagomål/A 65043-2023 FSC-klagomål.docx
+++ b/klagomål/A 65043-2023 FSC-klagomål.docx
@@ -785,7 +785,7 @@
     <w:r>
       <w:tab/>
       <w:tab/>
-      <w:t>2026-10-02</w:t>
+      <w:t>2026-10-03</w:t>
       <w:br/>
       <w:br/>
     </w:r>

--- a/klagomål/A 65043-2023 FSC-klagomål.docx
+++ b/klagomål/A 65043-2023 FSC-klagomål.docx
@@ -785,7 +785,7 @@
     <w:r>
       <w:tab/>
       <w:tab/>
-      <w:t>2026-10-03</w:t>
+      <w:t>2026-10-04</w:t>
       <w:br/>
       <w:br/>
     </w:r>

--- a/klagomål/A 65043-2023 FSC-klagomål.docx
+++ b/klagomål/A 65043-2023 FSC-klagomål.docx
@@ -785,7 +785,7 @@
     <w:r>
       <w:tab/>
       <w:tab/>
-      <w:t>2026-10-04</w:t>
+      <w:t>2026-10-05</w:t>
       <w:br/>
       <w:br/>
     </w:r>

--- a/klagomål/A 65043-2023 FSC-klagomål.docx
+++ b/klagomål/A 65043-2023 FSC-klagomål.docx
@@ -785,7 +785,7 @@
     <w:r>
       <w:tab/>
       <w:tab/>
-      <w:t>2026-10-05</w:t>
+      <w:t>2026-10-06</w:t>
       <w:br/>
       <w:br/>
     </w:r>

--- a/klagomål/A 65043-2023 FSC-klagomål.docx
+++ b/klagomål/A 65043-2023 FSC-klagomål.docx
@@ -785,7 +785,7 @@
     <w:r>
       <w:tab/>
       <w:tab/>
-      <w:t>2026-10-06</w:t>
+      <w:t>2026-10-07</w:t>
       <w:br/>
       <w:br/>
     </w:r>

--- a/klagomål/A 65043-2023 FSC-klagomål.docx
+++ b/klagomål/A 65043-2023 FSC-klagomål.docx
@@ -785,7 +785,7 @@
     <w:r>
       <w:tab/>
       <w:tab/>
-      <w:t>2026-10-07</w:t>
+      <w:t>2026-10-08</w:t>
       <w:br/>
       <w:br/>
     </w:r>

--- a/klagomål/A 65043-2023 FSC-klagomål.docx
+++ b/klagomål/A 65043-2023 FSC-klagomål.docx
@@ -785,7 +785,7 @@
     <w:r>
       <w:tab/>
       <w:tab/>
-      <w:t>2026-10-08</w:t>
+      <w:t>2026-10-09</w:t>
       <w:br/>
       <w:br/>
     </w:r>

--- a/klagomål/A 65043-2023 FSC-klagomål.docx
+++ b/klagomål/A 65043-2023 FSC-klagomål.docx
@@ -785,7 +785,7 @@
     <w:r>
       <w:tab/>
       <w:tab/>
-      <w:t>2026-10-09</w:t>
+      <w:t>2026-10-10</w:t>
       <w:br/>
       <w:br/>
     </w:r>

--- a/klagomål/A 65043-2023 FSC-klagomål.docx
+++ b/klagomål/A 65043-2023 FSC-klagomål.docx
@@ -785,7 +785,7 @@
     <w:r>
       <w:tab/>
       <w:tab/>
-      <w:t>2026-10-10</w:t>
+      <w:t>2026-10-11</w:t>
       <w:br/>
       <w:br/>
     </w:r>

--- a/klagomål/A 65043-2023 FSC-klagomål.docx
+++ b/klagomål/A 65043-2023 FSC-klagomål.docx
@@ -785,7 +785,7 @@
     <w:r>
       <w:tab/>
       <w:tab/>
-      <w:t>2026-10-11</w:t>
+      <w:t>2026-10-12</w:t>
       <w:br/>
       <w:br/>
     </w:r>

--- a/klagomål/A 65043-2023 FSC-klagomål.docx
+++ b/klagomål/A 65043-2023 FSC-klagomål.docx
@@ -785,7 +785,7 @@
     <w:r>
       <w:tab/>
       <w:tab/>
-      <w:t>2026-10-12</w:t>
+      <w:t>2026-10-13</w:t>
       <w:br/>
       <w:br/>
     </w:r>

--- a/klagomål/A 65043-2023 FSC-klagomål.docx
+++ b/klagomål/A 65043-2023 FSC-klagomål.docx
@@ -785,7 +785,7 @@
     <w:r>
       <w:tab/>
       <w:tab/>
-      <w:t>2026-10-13</w:t>
+      <w:t>2026-10-14</w:t>
       <w:br/>
       <w:br/>
     </w:r>

--- a/klagomål/A 65043-2023 FSC-klagomål.docx
+++ b/klagomål/A 65043-2023 FSC-klagomål.docx
@@ -785,7 +785,7 @@
     <w:r>
       <w:tab/>
       <w:tab/>
-      <w:t>2026-10-14</w:t>
+      <w:t>2026-10-15</w:t>
       <w:br/>
       <w:br/>
     </w:r>

--- a/klagomål/A 65043-2023 FSC-klagomål.docx
+++ b/klagomål/A 65043-2023 FSC-klagomål.docx
@@ -785,7 +785,7 @@
     <w:r>
       <w:tab/>
       <w:tab/>
-      <w:t>2026-10-15</w:t>
+      <w:t>2026-10-16</w:t>
       <w:br/>
       <w:br/>
     </w:r>

--- a/klagomål/A 65043-2023 FSC-klagomål.docx
+++ b/klagomål/A 65043-2023 FSC-klagomål.docx
@@ -785,7 +785,7 @@
     <w:r>
       <w:tab/>
       <w:tab/>
-      <w:t>2026-10-16</w:t>
+      <w:t>2026-10-17</w:t>
       <w:br/>
       <w:br/>
     </w:r>

--- a/klagomål/A 65043-2023 FSC-klagomål.docx
+++ b/klagomål/A 65043-2023 FSC-klagomål.docx
@@ -178,7 +178,7 @@
       <w:r>
         <w:drawing>
           <wp:inline xmlns:a="http://schemas.openxmlformats.org/drawingml/2006/main" xmlns:pic="http://schemas.openxmlformats.org/drawingml/2006/picture">
-            <wp:extent cx="5486400" cy="5039569"/>
+            <wp:extent cx="5486400" cy="5286552"/>
             <wp:docPr id="1" name="Picture 1"/>
             <wp:cNvGraphicFramePr>
               <a:graphicFrameLocks noChangeAspect="1"/>
@@ -199,7 +199,7 @@
                   <pic:spPr>
                     <a:xfrm>
                       <a:off x="0" y="0"/>
-                      <a:ext cx="5486400" cy="5039569"/>
+                      <a:ext cx="5486400" cy="5286552"/>
                     </a:xfrm>
                     <a:prstGeom prst="rect"/>
                   </pic:spPr>
@@ -216,12 +216,12 @@
         <w:spacing w:after="240"/>
       </w:pPr>
       <w:r>
-        <w:t>Figur 1. Fyndplatser för naturvårdsarter i avverkningsanmälan. Markörer utan svart kant är placerade på fyndplatsen. Markörer med svart kant är placerade vid sidan av fyndplatsen och har ett svart streck som visar fyndplatsens exakta position. Kartans mittpunktskoordinat är N 7056329, E 723183 i SWEREF 99 TM.</w:t>
+        <w:t>Figur 1. Fyndplatser för naturvårdsarter i och inom 25 meter från avverkningsanmälan. Markörer utan svart kant är placerade på fyndplatsen. Markörer med svart kant är placerade vid sidan av fyndplatsen och har ett svart streck som visar fyndplatsens exakta position. Kartans mittpunktskoordinat är N 7056329, E 723183 i SWEREF 99 TM.</w:t>
       </w:r>
     </w:p>
     <w:p>
       <w:r>
-        <w:t>I avverkningsanmälan finns fynd av 2 naturvårdsarter, varav 2 är rödlistade, 2 är fridlysta och 1 är typisk (T): grönsångare (NT, §4) och mindre hackspett (NT, T, §4). Se Figur 1.</w:t>
+        <w:t>I och inom 25 meter från avverkningsanmälan finns fynd av 8 naturvårdsarter, varav 4 är rödlistade, 3 är fridlysta, 5 är typiska (T) och 3 är signalarter (S): björktrast (NT, §4), flikbålmossa (NT), grönsångare (NT, §4), mindre hackspett (NT, T, §4), bågpraktmossa (S, T), skogshakmossa (S, T), stubbspretmossa (S, T) och kransmossa (T). Se Figur 1.</w:t>
       </w:r>
     </w:p>
     <w:p>
@@ -245,6 +245,17 @@
     <w:p>
       <w:r>
         <w:t>Nedan följer beskrivningar av de naturvårdsarter och fridlysta arter som har sina livsmiljöer och växtplatser i den avverkningsanmälda skogen. Se även ytterligare artfakta i BILAGA 1. De påträffade naturvårdsarterna är ett tydligt kvitto på att det rör sig om en skog med höga naturvärden.</w:t>
+      </w:r>
+    </w:p>
+    <w:p>
+      <w:r>
+        <w:rPr>
+          <w:b/>
+        </w:rPr>
+        <w:t>Flikbålmossa (NT)</w:t>
+      </w:r>
+      <w:r>
+        <w:t xml:space="preserve"> växer i rikkärr, källkärr och sumpskog. Arten förekommer främst i södra Sverige (sällsynt i Norrland). Dikning och igenväxning av rikkärr och minskning av sumpskog och källor i södra Sverige gör att arten bedöms ha en fortgående minskning (SLU Artdatabanken, 2026).</w:t>
       </w:r>
     </w:p>
     <w:p>
@@ -276,6 +287,113 @@
       </w:r>
       <w:r>
         <w:t xml:space="preserve"> (SLU Artdatabanken, 2021; Skogsstyrelsen, 2016).</w:t>
+      </w:r>
+    </w:p>
+    <w:p>
+      <w:r>
+        <w:rPr>
+          <w:b/>
+        </w:rPr>
+        <w:t xml:space="preserve">Bågpraktmossa </w:t>
+      </w:r>
+      <w:r>
+        <w:t xml:space="preserve">växer i skuggiga och våta skogsmiljöer, bland annat i bäckdalar, alsumpskogar, strandskogar och örtrika gransumpskogar. Den är i hela sitt utbredningsområde en bra signalart för gransumpskogar som ofta hyser andra, mer ovanliga och rödlistade arter. Bågpraktmossa indikerar skogsmark som har ostörd hydrologi och kalkfattig mark och är typisk art för </w:t>
+      </w:r>
+      <w:r>
+        <w:rPr>
+          <w:i/>
+        </w:rPr>
+        <w:t xml:space="preserve">9080 Lövsumpskog, 9750 Svämlövskog </w:t>
+      </w:r>
+      <w:r>
+        <w:t xml:space="preserve">och </w:t>
+      </w:r>
+      <w:r>
+        <w:rPr>
+          <w:i/>
+        </w:rPr>
+        <w:t>7160 Källor och källkärr</w:t>
+      </w:r>
+      <w:r>
+        <w:t xml:space="preserve"> (SLU Artdatabanken, 2025; Nitare &amp; Skogsstyrelsen, 2019).</w:t>
+      </w:r>
+    </w:p>
+    <w:p>
+      <w:r>
+        <w:rPr>
+          <w:b/>
+        </w:rPr>
+        <w:t>Skogshakmossa</w:t>
+      </w:r>
+      <w:r>
+        <w:t xml:space="preserve"> indikerar lokaler som ofta har en artrik mossflora som kräver jämn och hög markfuktighet, till exempel olika sumpskogar med höga naturvärden. Högst signalvärde har arten i södra och mellersta Sverige. Skogshakmossa är typisk art för </w:t>
+      </w:r>
+      <w:r>
+        <w:rPr>
+          <w:i/>
+        </w:rPr>
+        <w:t xml:space="preserve">9010 Taiga, 9050 Näringsrik granskog, 9080 Lövsumpskog </w:t>
+      </w:r>
+      <w:r>
+        <w:t xml:space="preserve">och </w:t>
+      </w:r>
+      <w:r>
+        <w:rPr>
+          <w:i/>
+        </w:rPr>
+        <w:t xml:space="preserve">9750 Svämlövskog </w:t>
+      </w:r>
+      <w:r>
+        <w:t>(Nitare &amp; Skogsstyrelsen, 2019; SLU Artdatabanken, 2025).</w:t>
+      </w:r>
+    </w:p>
+    <w:p>
+      <w:r>
+        <w:rPr>
+          <w:b/>
+        </w:rPr>
+        <w:t>Stubbspretmossa</w:t>
+      </w:r>
+      <w:r>
+        <w:t xml:space="preserve"> växer på ved i rika löv- och barrskogar med relativt hög luftfuktighet och indikerar fuktiga skogsmiljöer med gott om murken ved och ofta höga naturvärden. Stubbspretmossa är typisk art för </w:t>
+      </w:r>
+      <w:r>
+        <w:rPr>
+          <w:i/>
+        </w:rPr>
+        <w:t>9020 Nordlig ädellövskog</w:t>
+      </w:r>
+      <w:r>
+        <w:t xml:space="preserve"> (SLU Artdatabanken, 2024).</w:t>
+      </w:r>
+    </w:p>
+    <w:p>
+      <w:r>
+        <w:rPr>
+          <w:b/>
+        </w:rPr>
+        <w:t>Kransmossa</w:t>
+      </w:r>
+      <w:r>
+        <w:t xml:space="preserve"> är typisk art för </w:t>
+      </w:r>
+      <w:r>
+        <w:rPr>
+          <w:i/>
+        </w:rPr>
+        <w:t xml:space="preserve">9050 Näringsrik granskog </w:t>
+      </w:r>
+      <w:r>
+        <w:t xml:space="preserve">och </w:t>
+      </w:r>
+      <w:r>
+        <w:rPr>
+          <w:i/>
+        </w:rPr>
+        <w:t xml:space="preserve">6170 Alpina kalkgräsmarker </w:t>
+      </w:r>
+      <w:r>
+        <w:t>(SLU Artdatabanken, 2025).</w:t>
       </w:r>
     </w:p>
     <w:p>
@@ -384,7 +502,7 @@
         <w:rPr>
           <w:i/>
         </w:rPr>
-        <w:t>I det avverkningsanmälda skogsområdet har 2 naturvårdsarter varav 2 rödlistade arter sina livsmiljöer och växtplatser.</w:t>
+        <w:t>I det avverkningsanmälda skogsområdet har 8 naturvårdsarter varav 4 rödlistade arter sina livsmiljöer och växtplatser.</w:t>
       </w:r>
     </w:p>
     <w:p>
@@ -785,7 +903,7 @@
     <w:r>
       <w:tab/>
       <w:tab/>
-      <w:t>2026-10-17</w:t>
+      <w:t>2026-10-18</w:t>
       <w:br/>
       <w:br/>
     </w:r>

--- a/klagomål/A 65043-2023 FSC-klagomål.docx
+++ b/klagomål/A 65043-2023 FSC-klagomål.docx
@@ -903,7 +903,7 @@
     <w:r>
       <w:tab/>
       <w:tab/>
-      <w:t>2026-10-18</w:t>
+      <w:t>2026-10-19</w:t>
       <w:br/>
       <w:br/>
     </w:r>

--- a/klagomål/A 65043-2023 FSC-klagomål.docx
+++ b/klagomål/A 65043-2023 FSC-klagomål.docx
@@ -903,7 +903,7 @@
     <w:r>
       <w:tab/>
       <w:tab/>
-      <w:t>2026-10-19</w:t>
+      <w:t>2026-10-20</w:t>
       <w:br/>
       <w:br/>
     </w:r>

--- a/klagomål/A 65043-2023 FSC-klagomål.docx
+++ b/klagomål/A 65043-2023 FSC-klagomål.docx
@@ -903,7 +903,7 @@
     <w:r>
       <w:tab/>
       <w:tab/>
-      <w:t>2026-10-20</w:t>
+      <w:t>2026-10-21</w:t>
       <w:br/>
       <w:br/>
     </w:r>

--- a/klagomål/A 65043-2023 FSC-klagomål.docx
+++ b/klagomål/A 65043-2023 FSC-klagomål.docx
@@ -903,7 +903,7 @@
     <w:r>
       <w:tab/>
       <w:tab/>
-      <w:t>2026-10-21</w:t>
+      <w:t>2026-10-22</w:t>
       <w:br/>
       <w:br/>
     </w:r>

--- a/klagomål/A 65043-2023 FSC-klagomål.docx
+++ b/klagomål/A 65043-2023 FSC-klagomål.docx
@@ -903,7 +903,7 @@
     <w:r>
       <w:tab/>
       <w:tab/>
-      <w:t>2026-10-22</w:t>
+      <w:t>2026-10-23</w:t>
       <w:br/>
       <w:br/>
     </w:r>

--- a/klagomål/A 65043-2023 FSC-klagomål.docx
+++ b/klagomål/A 65043-2023 FSC-klagomål.docx
@@ -903,7 +903,7 @@
     <w:r>
       <w:tab/>
       <w:tab/>
-      <w:t>2026-10-23</w:t>
+      <w:t>2026-10-24</w:t>
       <w:br/>
       <w:br/>
     </w:r>

--- a/klagomål/A 65043-2023 FSC-klagomål.docx
+++ b/klagomål/A 65043-2023 FSC-klagomål.docx
@@ -903,7 +903,7 @@
     <w:r>
       <w:tab/>
       <w:tab/>
-      <w:t>2026-10-24</w:t>
+      <w:t>2026-10-25</w:t>
       <w:br/>
       <w:br/>
     </w:r>

--- a/klagomål/A 65043-2023 FSC-klagomål.docx
+++ b/klagomål/A 65043-2023 FSC-klagomål.docx
@@ -903,7 +903,7 @@
     <w:r>
       <w:tab/>
       <w:tab/>
-      <w:t>2026-10-25</w:t>
+      <w:t>2026-10-26</w:t>
       <w:br/>
       <w:br/>
     </w:r>

--- a/klagomål/A 65043-2023 FSC-klagomål.docx
+++ b/klagomål/A 65043-2023 FSC-klagomål.docx
@@ -903,7 +903,7 @@
     <w:r>
       <w:tab/>
       <w:tab/>
-      <w:t>2026-10-26</w:t>
+      <w:t>2026-10-27</w:t>
       <w:br/>
       <w:br/>
     </w:r>

--- a/klagomål/A 65043-2023 FSC-klagomål.docx
+++ b/klagomål/A 65043-2023 FSC-klagomål.docx
@@ -903,7 +903,7 @@
     <w:r>
       <w:tab/>
       <w:tab/>
-      <w:t>2026-10-27</w:t>
+      <w:t>2026-10-28</w:t>
       <w:br/>
       <w:br/>
     </w:r>

--- a/klagomål/A 65043-2023 FSC-klagomål.docx
+++ b/klagomål/A 65043-2023 FSC-klagomål.docx
@@ -903,7 +903,7 @@
     <w:r>
       <w:tab/>
       <w:tab/>
-      <w:t>2026-10-28</w:t>
+      <w:t>2026-10-29</w:t>
       <w:br/>
       <w:br/>
     </w:r>

--- a/klagomål/A 65043-2023 FSC-klagomål.docx
+++ b/klagomål/A 65043-2023 FSC-klagomål.docx
@@ -903,7 +903,7 @@
     <w:r>
       <w:tab/>
       <w:tab/>
-      <w:t>2026-10-29</w:t>
+      <w:t>2026-10-31</w:t>
       <w:br/>
       <w:br/>
     </w:r>
